--- a/leads-dashboard/src/lib/templates/feedback-form-original.docx
+++ b/leads-dashboard/src/lib/templates/feedback-form-original.docx
@@ -1,6 +1,6 @@
 
 <file path=word/document.xml><?xml version="1.0" encoding="utf-8"?>
-<w:document xmlns:wpc="http://schemas.microsoft.com/office/word/2010/wordprocessingCanvas" xmlns:cx="http://schemas.microsoft.com/office/drawing/2014/chartex" xmlns:mc="http://schemas.openxmlformats.org/markup-compatibility/2006" xmlns:o="urn:schemas-microsoft-com:office:office" xmlns:r="http://schemas.openxmlformats.org/officeDocument/2006/relationships" xmlns:m="http://schemas.openxmlformats.org/officeDocument/2006/math" xmlns:v="urn:schemas-microsoft-com:vml" xmlns:wp14="http://schemas.microsoft.com/office/word/2010/wordprocessingDrawing" xmlns:wp="http://schemas.openxmlformats.org/drawingml/2006/wordprocessingDrawing" xmlns:w10="urn:schemas-microsoft-com:office:word" xmlns:w="http://schemas.openxmlformats.org/wordprocessingml/2006/main" xmlns:w14="http://schemas.microsoft.com/office/word/2010/wordml" xmlns:w15="http://schemas.microsoft.com/office/word/2012/wordml" xmlns:w16se="http://schemas.microsoft.com/office/word/2015/wordml/symex" xmlns:wpg="http://schemas.microsoft.com/office/word/2010/wordprocessingGroup" xmlns:wpi="http://schemas.microsoft.com/office/word/2010/wordprocessingInk" xmlns:wne="http://schemas.microsoft.com/office/word/2006/wordml" xmlns:wps="http://schemas.microsoft.com/office/word/2010/wordprocessingShape" mc:Ignorable="w14 w15 w16se wp14">
+<w:document xmlns:wpc="http://schemas.microsoft.com/office/word/2010/wordprocessingCanvas" xmlns:cx="http://schemas.microsoft.com/office/drawing/2014/chartex" xmlns:cx1="http://schemas.microsoft.com/office/drawing/2015/9/8/chartex" xmlns:cx2="http://schemas.microsoft.com/office/drawing/2015/10/21/chartex" xmlns:cx3="http://schemas.microsoft.com/office/drawing/2016/5/9/chartex" xmlns:cx4="http://schemas.microsoft.com/office/drawing/2016/5/10/chartex" xmlns:cx5="http://schemas.microsoft.com/office/drawing/2016/5/11/chartex" xmlns:cx6="http://schemas.microsoft.com/office/drawing/2016/5/12/chartex" xmlns:cx7="http://schemas.microsoft.com/office/drawing/2016/5/13/chartex" xmlns:cx8="http://schemas.microsoft.com/office/drawing/2016/5/14/chartex" xmlns:mc="http://schemas.openxmlformats.org/markup-compatibility/2006" xmlns:aink="http://schemas.microsoft.com/office/drawing/2016/ink" xmlns:am3d="http://schemas.microsoft.com/office/drawing/2017/model3d" xmlns:o="urn:schemas-microsoft-com:office:office" xmlns:oel="http://schemas.microsoft.com/office/2019/extlst" xmlns:r="http://schemas.openxmlformats.org/officeDocument/2006/relationships" xmlns:m="http://schemas.openxmlformats.org/officeDocument/2006/math" xmlns:v="urn:schemas-microsoft-com:vml" xmlns:wp14="http://schemas.microsoft.com/office/word/2010/wordprocessingDrawing" xmlns:wp="http://schemas.openxmlformats.org/drawingml/2006/wordprocessingDrawing" xmlns:w10="urn:schemas-microsoft-com:office:word" xmlns:w="http://schemas.openxmlformats.org/wordprocessingml/2006/main" xmlns:w14="http://schemas.microsoft.com/office/word/2010/wordml" xmlns:w15="http://schemas.microsoft.com/office/word/2012/wordml" xmlns:w16cex="http://schemas.microsoft.com/office/word/2018/wordml/cex" xmlns:w16cid="http://schemas.microsoft.com/office/word/2016/wordml/cid" xmlns:w16="http://schemas.microsoft.com/office/word/2018/wordml" xmlns:w16du="http://schemas.microsoft.com/office/word/2023/wordml/word16du" xmlns:w16sdtdh="http://schemas.microsoft.com/office/word/2020/wordml/sdtdatahash" xmlns:w16sdtfl="http://schemas.microsoft.com/office/word/2024/wordml/sdtformatlock" xmlns:w16se="http://schemas.microsoft.com/office/word/2015/wordml/symex" xmlns:wpg="http://schemas.microsoft.com/office/word/2010/wordprocessingGroup" xmlns:wpi="http://schemas.microsoft.com/office/word/2010/wordprocessingInk" xmlns:wne="http://schemas.microsoft.com/office/word/2006/wordml" xmlns:wps="http://schemas.microsoft.com/office/word/2010/wordprocessingShape" mc:Ignorable="w14 w15 w16se w16cid w16 w16cex w16sdtdh w16sdtfl w16du wp14">
   <w:body>
     <w:p>
       <w:pPr>
@@ -298,7 +298,7 @@
     </w:p>
     <w:p>
       <w:pPr>
-        <w:spacing w:before="100" w:beforeAutospacing="1" w:after="100" w:afterAutospacing="1" w:line="240" w:lineRule="auto"/>
+        <w:spacing w:before="100" w:beforeAutospacing="1" w:after="100" w:afterAutospacing="1"/>
         <w:jc w:val="left"/>
         <w:rPr>
           <w:rFonts w:ascii="Times New Roman" w:eastAsia="Times New Roman" w:hAnsi="Times New Roman" w:cs="Times New Roman"/>
@@ -1930,8 +1930,6 @@
           <w:szCs w:val="24"/>
         </w:rPr>
       </w:pPr>
-      <w:bookmarkStart w:id="0" w:name="_GoBack"/>
-      <w:bookmarkEnd w:id="0"/>
       <w:r>
         <w:rPr>
           <w:rFonts w:ascii="Times New Roman" w:eastAsia="Times New Roman" w:hAnsi="Times New Roman" w:cs="Times New Roman"/>
@@ -2538,7 +2536,7 @@
 </file>
 
 <file path=word/endnotes.xml><?xml version="1.0" encoding="utf-8"?>
-<w:endnotes xmlns:wpc="http://schemas.microsoft.com/office/word/2010/wordprocessingCanvas" xmlns:cx="http://schemas.microsoft.com/office/drawing/2014/chartex" xmlns:mc="http://schemas.openxmlformats.org/markup-compatibility/2006" xmlns:o="urn:schemas-microsoft-com:office:office" xmlns:r="http://schemas.openxmlformats.org/officeDocument/2006/relationships" xmlns:m="http://schemas.openxmlformats.org/officeDocument/2006/math" xmlns:v="urn:schemas-microsoft-com:vml" xmlns:wp14="http://schemas.microsoft.com/office/word/2010/wordprocessingDrawing" xmlns:wp="http://schemas.openxmlformats.org/drawingml/2006/wordprocessingDrawing" xmlns:w10="urn:schemas-microsoft-com:office:word" xmlns:w="http://schemas.openxmlformats.org/wordprocessingml/2006/main" xmlns:w14="http://schemas.microsoft.com/office/word/2010/wordml" xmlns:w15="http://schemas.microsoft.com/office/word/2012/wordml" xmlns:w16se="http://schemas.microsoft.com/office/word/2015/wordml/symex" xmlns:wpg="http://schemas.microsoft.com/office/word/2010/wordprocessingGroup" xmlns:wpi="http://schemas.microsoft.com/office/word/2010/wordprocessingInk" xmlns:wne="http://schemas.microsoft.com/office/word/2006/wordml" xmlns:wps="http://schemas.microsoft.com/office/word/2010/wordprocessingShape" mc:Ignorable="w14 w15 w16se wp14">
+<w:endnotes xmlns:wpc="http://schemas.microsoft.com/office/word/2010/wordprocessingCanvas" xmlns:cx="http://schemas.microsoft.com/office/drawing/2014/chartex" xmlns:cx1="http://schemas.microsoft.com/office/drawing/2015/9/8/chartex" xmlns:cx2="http://schemas.microsoft.com/office/drawing/2015/10/21/chartex" xmlns:cx3="http://schemas.microsoft.com/office/drawing/2016/5/9/chartex" xmlns:cx4="http://schemas.microsoft.com/office/drawing/2016/5/10/chartex" xmlns:cx5="http://schemas.microsoft.com/office/drawing/2016/5/11/chartex" xmlns:cx6="http://schemas.microsoft.com/office/drawing/2016/5/12/chartex" xmlns:cx7="http://schemas.microsoft.com/office/drawing/2016/5/13/chartex" xmlns:cx8="http://schemas.microsoft.com/office/drawing/2016/5/14/chartex" xmlns:mc="http://schemas.openxmlformats.org/markup-compatibility/2006" xmlns:aink="http://schemas.microsoft.com/office/drawing/2016/ink" xmlns:am3d="http://schemas.microsoft.com/office/drawing/2017/model3d" xmlns:o="urn:schemas-microsoft-com:office:office" xmlns:oel="http://schemas.microsoft.com/office/2019/extlst" xmlns:r="http://schemas.openxmlformats.org/officeDocument/2006/relationships" xmlns:m="http://schemas.openxmlformats.org/officeDocument/2006/math" xmlns:v="urn:schemas-microsoft-com:vml" xmlns:wp14="http://schemas.microsoft.com/office/word/2010/wordprocessingDrawing" xmlns:wp="http://schemas.openxmlformats.org/drawingml/2006/wordprocessingDrawing" xmlns:w10="urn:schemas-microsoft-com:office:word" xmlns:w="http://schemas.openxmlformats.org/wordprocessingml/2006/main" xmlns:w14="http://schemas.microsoft.com/office/word/2010/wordml" xmlns:w15="http://schemas.microsoft.com/office/word/2012/wordml" xmlns:w16cex="http://schemas.microsoft.com/office/word/2018/wordml/cex" xmlns:w16cid="http://schemas.microsoft.com/office/word/2016/wordml/cid" xmlns:w16="http://schemas.microsoft.com/office/word/2018/wordml" xmlns:w16du="http://schemas.microsoft.com/office/word/2023/wordml/word16du" xmlns:w16sdtdh="http://schemas.microsoft.com/office/word/2020/wordml/sdtdatahash" xmlns:w16sdtfl="http://schemas.microsoft.com/office/word/2024/wordml/sdtformatlock" xmlns:w16se="http://schemas.microsoft.com/office/word/2015/wordml/symex" xmlns:wpg="http://schemas.microsoft.com/office/word/2010/wordprocessingGroup" xmlns:wpi="http://schemas.microsoft.com/office/word/2010/wordprocessingInk" xmlns:wne="http://schemas.microsoft.com/office/word/2006/wordml" xmlns:wps="http://schemas.microsoft.com/office/word/2010/wordprocessingShape" mc:Ignorable="w14 w15 w16se w16cid w16 w16cex w16sdtdh w16sdtfl w16du wp14">
   <w:endnote w:type="separator" w:id="-1">
     <w:p>
       <w:pPr>
@@ -2563,7 +2561,7 @@
 </file>
 
 <file path=word/footer1.xml><?xml version="1.0" encoding="utf-8"?>
-<w:ftr xmlns:wpc="http://schemas.microsoft.com/office/word/2010/wordprocessingCanvas" xmlns:cx="http://schemas.microsoft.com/office/drawing/2014/chartex" xmlns:mc="http://schemas.openxmlformats.org/markup-compatibility/2006" xmlns:o="urn:schemas-microsoft-com:office:office" xmlns:r="http://schemas.openxmlformats.org/officeDocument/2006/relationships" xmlns:m="http://schemas.openxmlformats.org/officeDocument/2006/math" xmlns:v="urn:schemas-microsoft-com:vml" xmlns:wp14="http://schemas.microsoft.com/office/word/2010/wordprocessingDrawing" xmlns:wp="http://schemas.openxmlformats.org/drawingml/2006/wordprocessingDrawing" xmlns:w10="urn:schemas-microsoft-com:office:word" xmlns:w="http://schemas.openxmlformats.org/wordprocessingml/2006/main" xmlns:w14="http://schemas.microsoft.com/office/word/2010/wordml" xmlns:w15="http://schemas.microsoft.com/office/word/2012/wordml" xmlns:w16se="http://schemas.microsoft.com/office/word/2015/wordml/symex" xmlns:wpg="http://schemas.microsoft.com/office/word/2010/wordprocessingGroup" xmlns:wpi="http://schemas.microsoft.com/office/word/2010/wordprocessingInk" xmlns:wne="http://schemas.microsoft.com/office/word/2006/wordml" xmlns:wps="http://schemas.microsoft.com/office/word/2010/wordprocessingShape" mc:Ignorable="w14 w15 w16se wp14">
+<w:ftr xmlns:wpc="http://schemas.microsoft.com/office/word/2010/wordprocessingCanvas" xmlns:cx="http://schemas.microsoft.com/office/drawing/2014/chartex" xmlns:cx1="http://schemas.microsoft.com/office/drawing/2015/9/8/chartex" xmlns:cx2="http://schemas.microsoft.com/office/drawing/2015/10/21/chartex" xmlns:cx3="http://schemas.microsoft.com/office/drawing/2016/5/9/chartex" xmlns:cx4="http://schemas.microsoft.com/office/drawing/2016/5/10/chartex" xmlns:cx5="http://schemas.microsoft.com/office/drawing/2016/5/11/chartex" xmlns:cx6="http://schemas.microsoft.com/office/drawing/2016/5/12/chartex" xmlns:cx7="http://schemas.microsoft.com/office/drawing/2016/5/13/chartex" xmlns:cx8="http://schemas.microsoft.com/office/drawing/2016/5/14/chartex" xmlns:mc="http://schemas.openxmlformats.org/markup-compatibility/2006" xmlns:aink="http://schemas.microsoft.com/office/drawing/2016/ink" xmlns:am3d="http://schemas.microsoft.com/office/drawing/2017/model3d" xmlns:o="urn:schemas-microsoft-com:office:office" xmlns:oel="http://schemas.microsoft.com/office/2019/extlst" xmlns:r="http://schemas.openxmlformats.org/officeDocument/2006/relationships" xmlns:m="http://schemas.openxmlformats.org/officeDocument/2006/math" xmlns:v="urn:schemas-microsoft-com:vml" xmlns:wp14="http://schemas.microsoft.com/office/word/2010/wordprocessingDrawing" xmlns:wp="http://schemas.openxmlformats.org/drawingml/2006/wordprocessingDrawing" xmlns:w10="urn:schemas-microsoft-com:office:word" xmlns:w="http://schemas.openxmlformats.org/wordprocessingml/2006/main" xmlns:w14="http://schemas.microsoft.com/office/word/2010/wordml" xmlns:w15="http://schemas.microsoft.com/office/word/2012/wordml" xmlns:w16cex="http://schemas.microsoft.com/office/word/2018/wordml/cex" xmlns:w16cid="http://schemas.microsoft.com/office/word/2016/wordml/cid" xmlns:w16="http://schemas.microsoft.com/office/word/2018/wordml" xmlns:w16du="http://schemas.microsoft.com/office/word/2023/wordml/word16du" xmlns:w16sdtdh="http://schemas.microsoft.com/office/word/2020/wordml/sdtdatahash" xmlns:w16sdtfl="http://schemas.microsoft.com/office/word/2024/wordml/sdtformatlock" xmlns:w16se="http://schemas.microsoft.com/office/word/2015/wordml/symex" xmlns:wpg="http://schemas.microsoft.com/office/word/2010/wordprocessingGroup" xmlns:wpi="http://schemas.microsoft.com/office/word/2010/wordprocessingInk" xmlns:wne="http://schemas.microsoft.com/office/word/2006/wordml" xmlns:wps="http://schemas.microsoft.com/office/word/2010/wordprocessingShape" mc:Ignorable="w14 w15 w16se w16cid w16 w16cex w16sdtdh w16sdtfl w16du wp14">
   <w:p>
     <w:pPr>
       <w:pStyle w:val="Footer"/>
@@ -2628,7 +2626,7 @@
 </file>
 
 <file path=word/footnotes.xml><?xml version="1.0" encoding="utf-8"?>
-<w:footnotes xmlns:wpc="http://schemas.microsoft.com/office/word/2010/wordprocessingCanvas" xmlns:cx="http://schemas.microsoft.com/office/drawing/2014/chartex" xmlns:mc="http://schemas.openxmlformats.org/markup-compatibility/2006" xmlns:o="urn:schemas-microsoft-com:office:office" xmlns:r="http://schemas.openxmlformats.org/officeDocument/2006/relationships" xmlns:m="http://schemas.openxmlformats.org/officeDocument/2006/math" xmlns:v="urn:schemas-microsoft-com:vml" xmlns:wp14="http://schemas.microsoft.com/office/word/2010/wordprocessingDrawing" xmlns:wp="http://schemas.openxmlformats.org/drawingml/2006/wordprocessingDrawing" xmlns:w10="urn:schemas-microsoft-com:office:word" xmlns:w="http://schemas.openxmlformats.org/wordprocessingml/2006/main" xmlns:w14="http://schemas.microsoft.com/office/word/2010/wordml" xmlns:w15="http://schemas.microsoft.com/office/word/2012/wordml" xmlns:w16se="http://schemas.microsoft.com/office/word/2015/wordml/symex" xmlns:wpg="http://schemas.microsoft.com/office/word/2010/wordprocessingGroup" xmlns:wpi="http://schemas.microsoft.com/office/word/2010/wordprocessingInk" xmlns:wne="http://schemas.microsoft.com/office/word/2006/wordml" xmlns:wps="http://schemas.microsoft.com/office/word/2010/wordprocessingShape" mc:Ignorable="w14 w15 w16se wp14">
+<w:footnotes xmlns:wpc="http://schemas.microsoft.com/office/word/2010/wordprocessingCanvas" xmlns:cx="http://schemas.microsoft.com/office/drawing/2014/chartex" xmlns:cx1="http://schemas.microsoft.com/office/drawing/2015/9/8/chartex" xmlns:cx2="http://schemas.microsoft.com/office/drawing/2015/10/21/chartex" xmlns:cx3="http://schemas.microsoft.com/office/drawing/2016/5/9/chartex" xmlns:cx4="http://schemas.microsoft.com/office/drawing/2016/5/10/chartex" xmlns:cx5="http://schemas.microsoft.com/office/drawing/2016/5/11/chartex" xmlns:cx6="http://schemas.microsoft.com/office/drawing/2016/5/12/chartex" xmlns:cx7="http://schemas.microsoft.com/office/drawing/2016/5/13/chartex" xmlns:cx8="http://schemas.microsoft.com/office/drawing/2016/5/14/chartex" xmlns:mc="http://schemas.openxmlformats.org/markup-compatibility/2006" xmlns:aink="http://schemas.microsoft.com/office/drawing/2016/ink" xmlns:am3d="http://schemas.microsoft.com/office/drawing/2017/model3d" xmlns:o="urn:schemas-microsoft-com:office:office" xmlns:oel="http://schemas.microsoft.com/office/2019/extlst" xmlns:r="http://schemas.openxmlformats.org/officeDocument/2006/relationships" xmlns:m="http://schemas.openxmlformats.org/officeDocument/2006/math" xmlns:v="urn:schemas-microsoft-com:vml" xmlns:wp14="http://schemas.microsoft.com/office/word/2010/wordprocessingDrawing" xmlns:wp="http://schemas.openxmlformats.org/drawingml/2006/wordprocessingDrawing" xmlns:w10="urn:schemas-microsoft-com:office:word" xmlns:w="http://schemas.openxmlformats.org/wordprocessingml/2006/main" xmlns:w14="http://schemas.microsoft.com/office/word/2010/wordml" xmlns:w15="http://schemas.microsoft.com/office/word/2012/wordml" xmlns:w16cex="http://schemas.microsoft.com/office/word/2018/wordml/cex" xmlns:w16cid="http://schemas.microsoft.com/office/word/2016/wordml/cid" xmlns:w16="http://schemas.microsoft.com/office/word/2018/wordml" xmlns:w16du="http://schemas.microsoft.com/office/word/2023/wordml/word16du" xmlns:w16sdtdh="http://schemas.microsoft.com/office/word/2020/wordml/sdtdatahash" xmlns:w16sdtfl="http://schemas.microsoft.com/office/word/2024/wordml/sdtformatlock" xmlns:w16se="http://schemas.microsoft.com/office/word/2015/wordml/symex" xmlns:wpg="http://schemas.microsoft.com/office/word/2010/wordprocessingGroup" xmlns:wpi="http://schemas.microsoft.com/office/word/2010/wordprocessingInk" xmlns:wne="http://schemas.microsoft.com/office/word/2006/wordml" xmlns:wps="http://schemas.microsoft.com/office/word/2010/wordprocessingShape" mc:Ignorable="w14 w15 w16se w16cid w16 w16cex w16sdtdh w16sdtfl w16du wp14">
   <w:footnote w:type="separator" w:id="-1">
     <w:p>
       <w:pPr>
@@ -2653,7 +2651,7 @@
 </file>
 
 <file path=word/header1.xml><?xml version="1.0" encoding="utf-8"?>
-<w:hdr xmlns:wpc="http://schemas.microsoft.com/office/word/2010/wordprocessingCanvas" xmlns:cx="http://schemas.microsoft.com/office/drawing/2014/chartex" xmlns:mc="http://schemas.openxmlformats.org/markup-compatibility/2006" xmlns:o="urn:schemas-microsoft-com:office:office" xmlns:r="http://schemas.openxmlformats.org/officeDocument/2006/relationships" xmlns:m="http://schemas.openxmlformats.org/officeDocument/2006/math" xmlns:v="urn:schemas-microsoft-com:vml" xmlns:wp14="http://schemas.microsoft.com/office/word/2010/wordprocessingDrawing" xmlns:wp="http://schemas.openxmlformats.org/drawingml/2006/wordprocessingDrawing" xmlns:w10="urn:schemas-microsoft-com:office:word" xmlns:w="http://schemas.openxmlformats.org/wordprocessingml/2006/main" xmlns:w14="http://schemas.microsoft.com/office/word/2010/wordml" xmlns:w15="http://schemas.microsoft.com/office/word/2012/wordml" xmlns:w16se="http://schemas.microsoft.com/office/word/2015/wordml/symex" xmlns:wpg="http://schemas.microsoft.com/office/word/2010/wordprocessingGroup" xmlns:wpi="http://schemas.microsoft.com/office/word/2010/wordprocessingInk" xmlns:wne="http://schemas.microsoft.com/office/word/2006/wordml" xmlns:wps="http://schemas.microsoft.com/office/word/2010/wordprocessingShape" mc:Ignorable="w14 w15 w16se wp14">
+<w:hdr xmlns:wpc="http://schemas.microsoft.com/office/word/2010/wordprocessingCanvas" xmlns:cx="http://schemas.microsoft.com/office/drawing/2014/chartex" xmlns:cx1="http://schemas.microsoft.com/office/drawing/2015/9/8/chartex" xmlns:cx2="http://schemas.microsoft.com/office/drawing/2015/10/21/chartex" xmlns:cx3="http://schemas.microsoft.com/office/drawing/2016/5/9/chartex" xmlns:cx4="http://schemas.microsoft.com/office/drawing/2016/5/10/chartex" xmlns:cx5="http://schemas.microsoft.com/office/drawing/2016/5/11/chartex" xmlns:cx6="http://schemas.microsoft.com/office/drawing/2016/5/12/chartex" xmlns:cx7="http://schemas.microsoft.com/office/drawing/2016/5/13/chartex" xmlns:cx8="http://schemas.microsoft.com/office/drawing/2016/5/14/chartex" xmlns:mc="http://schemas.openxmlformats.org/markup-compatibility/2006" xmlns:aink="http://schemas.microsoft.com/office/drawing/2016/ink" xmlns:am3d="http://schemas.microsoft.com/office/drawing/2017/model3d" xmlns:o="urn:schemas-microsoft-com:office:office" xmlns:oel="http://schemas.microsoft.com/office/2019/extlst" xmlns:r="http://schemas.openxmlformats.org/officeDocument/2006/relationships" xmlns:m="http://schemas.openxmlformats.org/officeDocument/2006/math" xmlns:v="urn:schemas-microsoft-com:vml" xmlns:wp14="http://schemas.microsoft.com/office/word/2010/wordprocessingDrawing" xmlns:wp="http://schemas.openxmlformats.org/drawingml/2006/wordprocessingDrawing" xmlns:w10="urn:schemas-microsoft-com:office:word" xmlns:w="http://schemas.openxmlformats.org/wordprocessingml/2006/main" xmlns:w14="http://schemas.microsoft.com/office/word/2010/wordml" xmlns:w15="http://schemas.microsoft.com/office/word/2012/wordml" xmlns:w16cex="http://schemas.microsoft.com/office/word/2018/wordml/cex" xmlns:w16cid="http://schemas.microsoft.com/office/word/2016/wordml/cid" xmlns:w16="http://schemas.microsoft.com/office/word/2018/wordml" xmlns:w16du="http://schemas.microsoft.com/office/word/2023/wordml/word16du" xmlns:w16sdtdh="http://schemas.microsoft.com/office/word/2020/wordml/sdtdatahash" xmlns:w16sdtfl="http://schemas.microsoft.com/office/word/2024/wordml/sdtformatlock" xmlns:w16se="http://schemas.microsoft.com/office/word/2015/wordml/symex" xmlns:wpg="http://schemas.microsoft.com/office/word/2010/wordprocessingGroup" xmlns:wpi="http://schemas.microsoft.com/office/word/2010/wordprocessingInk" xmlns:wne="http://schemas.microsoft.com/office/word/2006/wordml" xmlns:wps="http://schemas.microsoft.com/office/word/2010/wordprocessingShape" mc:Ignorable="w14 w15 w16se w16cid w16 w16cex w16sdtdh w16sdtfl w16du wp14">
   <w:p>
     <w:pPr>
       <w:pStyle w:val="Header"/>
@@ -2665,111 +2663,522 @@
     <w:r>
       <w:rPr>
         <w:noProof/>
-        <w:lang w:eastAsia="en-US"/>
-      </w:rPr>
-      <w:drawing>
-        <wp:inline distT="0" distB="0" distL="0" distR="0" wp14:anchorId="7C755247" wp14:editId="3BE26D65">
-          <wp:extent cx="3065929" cy="478046"/>
-          <wp:effectExtent l="0" t="0" r="1270" b="0"/>
-          <wp:docPr id="10" name="Picture 10"/>
-          <wp:cNvGraphicFramePr>
-            <a:graphicFrameLocks xmlns:a="http://schemas.openxmlformats.org/drawingml/2006/main" noChangeAspect="1"/>
-          </wp:cNvGraphicFramePr>
-          <a:graphic xmlns:a="http://schemas.openxmlformats.org/drawingml/2006/main">
-            <a:graphicData uri="http://schemas.openxmlformats.org/drawingml/2006/picture">
-              <pic:pic xmlns:pic="http://schemas.openxmlformats.org/drawingml/2006/picture">
-                <pic:nvPicPr>
-                  <pic:cNvPr id="1" name="FMC Logo .jpg"/>
-                  <pic:cNvPicPr/>
-                </pic:nvPicPr>
-                <pic:blipFill rotWithShape="1">
-                  <a:blip r:embed="rId1">
-                    <a:extLst>
-                      <a:ext uri="{28A0092B-C50C-407E-A947-70E740481C1C}">
-                        <a14:useLocalDpi xmlns:a14="http://schemas.microsoft.com/office/drawing/2010/main" val="0"/>
-                      </a:ext>
-                    </a:extLst>
-                  </a:blip>
-                  <a:srcRect t="18243" b="11487"/>
-                  <a:stretch/>
-                </pic:blipFill>
-                <pic:spPr bwMode="auto">
-                  <a:xfrm>
-                    <a:off x="0" y="0"/>
-                    <a:ext cx="3065929" cy="478046"/>
-                  </a:xfrm>
-                  <a:prstGeom prst="rect">
-                    <a:avLst/>
-                  </a:prstGeom>
-                  <a:ln>
-                    <a:noFill/>
-                  </a:ln>
-                  <a:extLst>
-                    <a:ext uri="{53640926-AAD7-44D8-BBD7-CCE9431645EC}">
-                      <a14:shadowObscured xmlns:a14="http://schemas.microsoft.com/office/drawing/2010/main"/>
-                    </a:ext>
-                  </a:extLst>
-                </pic:spPr>
-              </pic:pic>
-            </a:graphicData>
-          </a:graphic>
-        </wp:inline>
-      </w:drawing>
+        <w:lang w:bidi="kn-IN"/>
+        <w14:ligatures w14:val="standardContextual"/>
+      </w:rPr>
+      <mc:AlternateContent>
+        <mc:Choice Requires="wps">
+          <w:drawing>
+            <wp:anchor distT="0" distB="0" distL="114300" distR="114300" simplePos="0" relativeHeight="251661312" behindDoc="0" locked="0" layoutInCell="1" allowOverlap="1" wp14:anchorId="3B2C2C80" wp14:editId="6F826A86">
+              <wp:simplePos x="0" y="0"/>
+              <wp:positionH relativeFrom="column">
+                <wp:posOffset>4664027</wp:posOffset>
+              </wp:positionH>
+              <wp:positionV relativeFrom="paragraph">
+                <wp:posOffset>-499110</wp:posOffset>
+              </wp:positionV>
+              <wp:extent cx="1185062" cy="1046074"/>
+              <wp:effectExtent l="0" t="0" r="0" b="1905"/>
+              <wp:wrapNone/>
+              <wp:docPr id="626407199" name="Text Box 5"/>
+              <wp:cNvGraphicFramePr/>
+              <a:graphic xmlns:a="http://schemas.openxmlformats.org/drawingml/2006/main">
+                <a:graphicData uri="http://schemas.microsoft.com/office/word/2010/wordprocessingShape">
+                  <wps:wsp>
+                    <wps:cNvSpPr txBox="1"/>
+                    <wps:spPr>
+                      <a:xfrm>
+                        <a:off x="0" y="0"/>
+                        <a:ext cx="1185062" cy="1046074"/>
+                      </a:xfrm>
+                      <a:prstGeom prst="rect">
+                        <a:avLst/>
+                      </a:prstGeom>
+                      <a:solidFill>
+                        <a:schemeClr val="lt1"/>
+                      </a:solidFill>
+                      <a:ln w="6350">
+                        <a:noFill/>
+                      </a:ln>
+                    </wps:spPr>
+                    <wps:txbx>
+                      <w:txbxContent>
+                        <w:p>
+                          <w:r>
+                            <w:rPr>
+                              <w:noProof/>
+                              <w14:ligatures w14:val="standardContextual"/>
+                            </w:rPr>
+                            <w:drawing>
+                              <wp:inline distT="0" distB="0" distL="0" distR="0" wp14:anchorId="17BF81EA" wp14:editId="035405C8">
+                                <wp:extent cx="911225" cy="911225"/>
+                                <wp:effectExtent l="0" t="0" r="3175" b="3175"/>
+                                <wp:docPr id="109122129" name="Picture 6"/>
+                                <wp:cNvGraphicFramePr>
+                                  <a:graphicFrameLocks xmlns:a="http://schemas.openxmlformats.org/drawingml/2006/main" noChangeAspect="1"/>
+                                </wp:cNvGraphicFramePr>
+                                <a:graphic xmlns:a="http://schemas.openxmlformats.org/drawingml/2006/main">
+                                  <a:graphicData uri="http://schemas.openxmlformats.org/drawingml/2006/picture">
+                                    <pic:pic xmlns:pic="http://schemas.openxmlformats.org/drawingml/2006/picture">
+                                      <pic:nvPicPr>
+                                        <pic:cNvPr id="1050332334" name="Picture 1050332334"/>
+                                        <pic:cNvPicPr/>
+                                      </pic:nvPicPr>
+                                      <pic:blipFill>
+                                        <a:blip r:embed="rId1">
+                                          <a:extLst>
+                                            <a:ext uri="{28A0092B-C50C-407E-A947-70E740481C1C}">
+                                              <a14:useLocalDpi xmlns:a14="http://schemas.microsoft.com/office/drawing/2010/main" val="0"/>
+                                            </a:ext>
+                                          </a:extLst>
+                                        </a:blip>
+                                        <a:stretch>
+                                          <a:fillRect/>
+                                        </a:stretch>
+                                      </pic:blipFill>
+                                      <pic:spPr>
+                                        <a:xfrm>
+                                          <a:off x="0" y="0"/>
+                                          <a:ext cx="925610" cy="925610"/>
+                                        </a:xfrm>
+                                        <a:prstGeom prst="rect">
+                                          <a:avLst/>
+                                        </a:prstGeom>
+                                      </pic:spPr>
+                                    </pic:pic>
+                                  </a:graphicData>
+                                </a:graphic>
+                              </wp:inline>
+                            </w:drawing>
+                          </w:r>
+                        </w:p>
+                      </w:txbxContent>
+                    </wps:txbx>
+                    <wps:bodyPr rot="0" spcFirstLastPara="0" vertOverflow="overflow" horzOverflow="overflow" vert="horz" wrap="square" lIns="91440" tIns="45720" rIns="91440" bIns="45720" numCol="1" spcCol="0" rtlCol="0" fromWordArt="0" anchor="t" anchorCtr="0" forceAA="0" compatLnSpc="1">
+                      <a:prstTxWarp prst="textNoShape">
+                        <a:avLst/>
+                      </a:prstTxWarp>
+                      <a:noAutofit/>
+                    </wps:bodyPr>
+                  </wps:wsp>
+                </a:graphicData>
+              </a:graphic>
+              <wp14:sizeRelH relativeFrom="margin">
+                <wp14:pctWidth>0</wp14:pctWidth>
+              </wp14:sizeRelH>
+              <wp14:sizeRelV relativeFrom="margin">
+                <wp14:pctHeight>0</wp14:pctHeight>
+              </wp14:sizeRelV>
+            </wp:anchor>
+          </w:drawing>
+        </mc:Choice>
+        <mc:Fallback>
+          <w:pict>
+            <v:shapetype w14:anchorId="3B2C2C80" id="_x0000_t202" coordsize="21600,21600" o:spt="202" path="m,l,21600r21600,l21600,xe">
+              <v:stroke joinstyle="miter"/>
+              <v:path gradientshapeok="t" o:connecttype="rect"/>
+            </v:shapetype>
+            <v:shape id="Text Box 5" o:spid="_x0000_s1026" type="#_x0000_t202" style="position:absolute;left:0;text-align:left;margin-left:367.25pt;margin-top:-39.3pt;width:93.3pt;height:82.35pt;z-index:251661312;visibility:visible;mso-wrap-style:square;mso-width-percent:0;mso-height-percent:0;mso-wrap-distance-left:9pt;mso-wrap-distance-top:0;mso-wrap-distance-right:9pt;mso-wrap-distance-bottom:0;mso-position-horizontal:absolute;mso-position-horizontal-relative:text;mso-position-vertical:absolute;mso-position-vertical-relative:text;mso-width-percent:0;mso-height-percent:0;mso-width-relative:margin;mso-height-relative:margin;v-text-anchor:top" o:gfxdata="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" fillcolor="white [3201]" stroked="f" strokeweight=".5pt">
+              <v:textbox>
+                <w:txbxContent>
+                  <w:p>
+                    <w:r>
+                      <w:rPr>
+                        <w:noProof/>
+                        <w14:ligatures w14:val="standardContextual"/>
+                      </w:rPr>
+                      <w:drawing>
+                        <wp:inline distT="0" distB="0" distL="0" distR="0" wp14:anchorId="17BF81EA" wp14:editId="035405C8">
+                          <wp:extent cx="911225" cy="911225"/>
+                          <wp:effectExtent l="0" t="0" r="3175" b="3175"/>
+                          <wp:docPr id="109122129" name="Picture 6"/>
+                          <wp:cNvGraphicFramePr>
+                            <a:graphicFrameLocks xmlns:a="http://schemas.openxmlformats.org/drawingml/2006/main" noChangeAspect="1"/>
+                          </wp:cNvGraphicFramePr>
+                          <a:graphic xmlns:a="http://schemas.openxmlformats.org/drawingml/2006/main">
+                            <a:graphicData uri="http://schemas.openxmlformats.org/drawingml/2006/picture">
+                              <pic:pic xmlns:pic="http://schemas.openxmlformats.org/drawingml/2006/picture">
+                                <pic:nvPicPr>
+                                  <pic:cNvPr id="1050332334" name="Picture 1050332334"/>
+                                  <pic:cNvPicPr/>
+                                </pic:nvPicPr>
+                                <pic:blipFill>
+                                  <a:blip r:embed="rId1">
+                                    <a:extLst>
+                                      <a:ext uri="{28A0092B-C50C-407E-A947-70E740481C1C}">
+                                        <a14:useLocalDpi xmlns:a14="http://schemas.microsoft.com/office/drawing/2010/main" val="0"/>
+                                      </a:ext>
+                                    </a:extLst>
+                                  </a:blip>
+                                  <a:stretch>
+                                    <a:fillRect/>
+                                  </a:stretch>
+                                </pic:blipFill>
+                                <pic:spPr>
+                                  <a:xfrm>
+                                    <a:off x="0" y="0"/>
+                                    <a:ext cx="925610" cy="925610"/>
+                                  </a:xfrm>
+                                  <a:prstGeom prst="rect">
+                                    <a:avLst/>
+                                  </a:prstGeom>
+                                </pic:spPr>
+                              </pic:pic>
+                            </a:graphicData>
+                          </a:graphic>
+                        </wp:inline>
+                      </w:drawing>
+                    </w:r>
+                  </w:p>
+                </w:txbxContent>
+              </v:textbox>
+            </v:shape>
+          </w:pict>
+        </mc:Fallback>
+      </mc:AlternateContent>
     </w:r>
     <w:r>
       <w:rPr>
         <w:noProof/>
         <w:lang w:bidi="kn-IN"/>
-      </w:rPr>
-      <w:t xml:space="preserve">                                                        </w:t>
+        <w14:ligatures w14:val="standardContextual"/>
+      </w:rPr>
+      <mc:AlternateContent>
+        <mc:Choice Requires="wps">
+          <w:drawing>
+            <wp:anchor distT="0" distB="0" distL="114300" distR="114300" simplePos="0" relativeHeight="251660288" behindDoc="0" locked="0" layoutInCell="1" allowOverlap="1" wp14:anchorId="48E65D55" wp14:editId="3FB3345B">
+              <wp:simplePos x="0" y="0"/>
+              <wp:positionH relativeFrom="column">
+                <wp:posOffset>1301750</wp:posOffset>
+              </wp:positionH>
+              <wp:positionV relativeFrom="paragraph">
+                <wp:posOffset>-397028</wp:posOffset>
+              </wp:positionV>
+              <wp:extent cx="1177747" cy="943660"/>
+              <wp:effectExtent l="0" t="0" r="3810" b="8890"/>
+              <wp:wrapNone/>
+              <wp:docPr id="2001425299" name="Text Box 3"/>
+              <wp:cNvGraphicFramePr/>
+              <a:graphic xmlns:a="http://schemas.openxmlformats.org/drawingml/2006/main">
+                <a:graphicData uri="http://schemas.microsoft.com/office/word/2010/wordprocessingShape">
+                  <wps:wsp>
+                    <wps:cNvSpPr txBox="1"/>
+                    <wps:spPr>
+                      <a:xfrm>
+                        <a:off x="0" y="0"/>
+                        <a:ext cx="1177747" cy="943660"/>
+                      </a:xfrm>
+                      <a:prstGeom prst="rect">
+                        <a:avLst/>
+                      </a:prstGeom>
+                      <a:solidFill>
+                        <a:schemeClr val="lt1"/>
+                      </a:solidFill>
+                      <a:ln w="6350">
+                        <a:noFill/>
+                      </a:ln>
+                    </wps:spPr>
+                    <wps:txbx>
+                      <w:txbxContent>
+                        <w:p>
+                          <w:r>
+                            <w:rPr>
+                              <w:noProof/>
+                              <w14:ligatures w14:val="standardContextual"/>
+                            </w:rPr>
+                            <w:drawing>
+                              <wp:inline distT="0" distB="0" distL="0" distR="0" wp14:anchorId="4027C949" wp14:editId="7A141EEC">
+                                <wp:extent cx="640994" cy="640994"/>
+                                <wp:effectExtent l="0" t="0" r="6985" b="6985"/>
+                                <wp:docPr id="857620723" name="Picture 4"/>
+                                <wp:cNvGraphicFramePr>
+                                  <a:graphicFrameLocks xmlns:a="http://schemas.openxmlformats.org/drawingml/2006/main" noChangeAspect="1"/>
+                                </wp:cNvGraphicFramePr>
+                                <a:graphic xmlns:a="http://schemas.openxmlformats.org/drawingml/2006/main">
+                                  <a:graphicData uri="http://schemas.openxmlformats.org/drawingml/2006/picture">
+                                    <pic:pic xmlns:pic="http://schemas.openxmlformats.org/drawingml/2006/picture">
+                                      <pic:nvPicPr>
+                                        <pic:cNvPr id="97816586" name="Picture 97816586"/>
+                                        <pic:cNvPicPr/>
+                                      </pic:nvPicPr>
+                                      <pic:blipFill>
+                                        <a:blip r:embed="rId2">
+                                          <a:extLst>
+                                            <a:ext uri="{28A0092B-C50C-407E-A947-70E740481C1C}">
+                                              <a14:useLocalDpi xmlns:a14="http://schemas.microsoft.com/office/drawing/2010/main" val="0"/>
+                                            </a:ext>
+                                          </a:extLst>
+                                        </a:blip>
+                                        <a:stretch>
+                                          <a:fillRect/>
+                                        </a:stretch>
+                                      </pic:blipFill>
+                                      <pic:spPr>
+                                        <a:xfrm>
+                                          <a:off x="0" y="0"/>
+                                          <a:ext cx="644211" cy="644211"/>
+                                        </a:xfrm>
+                                        <a:prstGeom prst="rect">
+                                          <a:avLst/>
+                                        </a:prstGeom>
+                                      </pic:spPr>
+                                    </pic:pic>
+                                  </a:graphicData>
+                                </a:graphic>
+                              </wp:inline>
+                            </w:drawing>
+                          </w:r>
+                        </w:p>
+                      </w:txbxContent>
+                    </wps:txbx>
+                    <wps:bodyPr rot="0" spcFirstLastPara="0" vertOverflow="overflow" horzOverflow="overflow" vert="horz" wrap="square" lIns="91440" tIns="45720" rIns="91440" bIns="45720" numCol="1" spcCol="0" rtlCol="0" fromWordArt="0" anchor="t" anchorCtr="0" forceAA="0" compatLnSpc="1">
+                      <a:prstTxWarp prst="textNoShape">
+                        <a:avLst/>
+                      </a:prstTxWarp>
+                      <a:noAutofit/>
+                    </wps:bodyPr>
+                  </wps:wsp>
+                </a:graphicData>
+              </a:graphic>
+            </wp:anchor>
+          </w:drawing>
+        </mc:Choice>
+        <mc:Fallback>
+          <w:pict>
+            <v:shape w14:anchorId="48E65D55" id="Text Box 3" o:spid="_x0000_s1027" type="#_x0000_t202" style="position:absolute;left:0;text-align:left;margin-left:102.5pt;margin-top:-31.25pt;width:92.75pt;height:74.3pt;z-index:251660288;visibility:visible;mso-wrap-style:square;mso-wrap-distance-left:9pt;mso-wrap-distance-top:0;mso-wrap-distance-right:9pt;mso-wrap-distance-bottom:0;mso-position-horizontal:absolute;mso-position-horizontal-relative:text;mso-position-vertical:absolute;mso-position-vertical-relative:text;v-text-anchor:top" o:gfxdata="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" fillcolor="white [3201]" stroked="f" strokeweight=".5pt">
+              <v:textbox>
+                <w:txbxContent>
+                  <w:p>
+                    <w:r>
+                      <w:rPr>
+                        <w:noProof/>
+                        <w14:ligatures w14:val="standardContextual"/>
+                      </w:rPr>
+                      <w:drawing>
+                        <wp:inline distT="0" distB="0" distL="0" distR="0" wp14:anchorId="4027C949" wp14:editId="7A141EEC">
+                          <wp:extent cx="640994" cy="640994"/>
+                          <wp:effectExtent l="0" t="0" r="6985" b="6985"/>
+                          <wp:docPr id="857620723" name="Picture 4"/>
+                          <wp:cNvGraphicFramePr>
+                            <a:graphicFrameLocks xmlns:a="http://schemas.openxmlformats.org/drawingml/2006/main" noChangeAspect="1"/>
+                          </wp:cNvGraphicFramePr>
+                          <a:graphic xmlns:a="http://schemas.openxmlformats.org/drawingml/2006/main">
+                            <a:graphicData uri="http://schemas.openxmlformats.org/drawingml/2006/picture">
+                              <pic:pic xmlns:pic="http://schemas.openxmlformats.org/drawingml/2006/picture">
+                                <pic:nvPicPr>
+                                  <pic:cNvPr id="97816586" name="Picture 97816586"/>
+                                  <pic:cNvPicPr/>
+                                </pic:nvPicPr>
+                                <pic:blipFill>
+                                  <a:blip r:embed="rId2">
+                                    <a:extLst>
+                                      <a:ext uri="{28A0092B-C50C-407E-A947-70E740481C1C}">
+                                        <a14:useLocalDpi xmlns:a14="http://schemas.microsoft.com/office/drawing/2010/main" val="0"/>
+                                      </a:ext>
+                                    </a:extLst>
+                                  </a:blip>
+                                  <a:stretch>
+                                    <a:fillRect/>
+                                  </a:stretch>
+                                </pic:blipFill>
+                                <pic:spPr>
+                                  <a:xfrm>
+                                    <a:off x="0" y="0"/>
+                                    <a:ext cx="644211" cy="644211"/>
+                                  </a:xfrm>
+                                  <a:prstGeom prst="rect">
+                                    <a:avLst/>
+                                  </a:prstGeom>
+                                </pic:spPr>
+                              </pic:pic>
+                            </a:graphicData>
+                          </a:graphic>
+                        </wp:inline>
+                      </w:drawing>
+                    </w:r>
+                  </w:p>
+                </w:txbxContent>
+              </v:textbox>
+            </v:shape>
+          </w:pict>
+        </mc:Fallback>
+      </mc:AlternateContent>
     </w:r>
     <w:r>
       <w:rPr>
         <w:noProof/>
-        <w:lang w:eastAsia="en-US"/>
-      </w:rPr>
-      <w:drawing>
-        <wp:inline distT="0" distB="0" distL="0" distR="0" wp14:anchorId="788BA26A" wp14:editId="1FE2BDD6">
-          <wp:extent cx="600075" cy="600075"/>
-          <wp:effectExtent l="0" t="0" r="9525" b="9525"/>
-          <wp:docPr id="6" name="Picture 6"/>
-          <wp:cNvGraphicFramePr>
-            <a:graphicFrameLocks xmlns:a="http://schemas.openxmlformats.org/drawingml/2006/main" noChangeAspect="1"/>
-          </wp:cNvGraphicFramePr>
-          <a:graphic xmlns:a="http://schemas.openxmlformats.org/drawingml/2006/main">
-            <a:graphicData uri="http://schemas.openxmlformats.org/drawingml/2006/picture">
-              <pic:pic xmlns:pic="http://schemas.openxmlformats.org/drawingml/2006/picture">
-                <pic:nvPicPr>
-                  <pic:cNvPr id="6" name="NAAC A+ LOGO - MSRUAS (2).jpg"/>
-                  <pic:cNvPicPr/>
-                </pic:nvPicPr>
-                <pic:blipFill>
-                  <a:blip r:embed="rId2">
-                    <a:extLst>
-                      <a:ext uri="{28A0092B-C50C-407E-A947-70E740481C1C}">
-                        <a14:useLocalDpi xmlns:a14="http://schemas.microsoft.com/office/drawing/2010/main" val="0"/>
-                      </a:ext>
-                    </a:extLst>
-                  </a:blip>
-                  <a:stretch>
-                    <a:fillRect/>
-                  </a:stretch>
-                </pic:blipFill>
-                <pic:spPr>
-                  <a:xfrm>
-                    <a:off x="0" y="0"/>
-                    <a:ext cx="600075" cy="600075"/>
-                  </a:xfrm>
-                  <a:prstGeom prst="rect">
-                    <a:avLst/>
-                  </a:prstGeom>
-                </pic:spPr>
-              </pic:pic>
-            </a:graphicData>
-          </a:graphic>
-        </wp:inline>
-      </w:drawing>
+        <w:lang w:bidi="kn-IN"/>
+        <w14:ligatures w14:val="standardContextual"/>
+      </w:rPr>
+      <mc:AlternateContent>
+        <mc:Choice Requires="wps">
+          <w:drawing>
+            <wp:anchor distT="0" distB="0" distL="114300" distR="114300" simplePos="0" relativeHeight="251659264" behindDoc="0" locked="0" layoutInCell="1" allowOverlap="1" wp14:anchorId="41037B2E" wp14:editId="338394AA">
+              <wp:simplePos x="0" y="0"/>
+              <wp:positionH relativeFrom="column">
+                <wp:posOffset>-818922</wp:posOffset>
+              </wp:positionH>
+              <wp:positionV relativeFrom="paragraph">
+                <wp:posOffset>-404215</wp:posOffset>
+              </wp:positionV>
+              <wp:extent cx="2487168" cy="950696"/>
+              <wp:effectExtent l="0" t="0" r="8890" b="1905"/>
+              <wp:wrapNone/>
+              <wp:docPr id="1793369910" name="Text Box 1"/>
+              <wp:cNvGraphicFramePr/>
+              <a:graphic xmlns:a="http://schemas.openxmlformats.org/drawingml/2006/main">
+                <a:graphicData uri="http://schemas.microsoft.com/office/word/2010/wordprocessingShape">
+                  <wps:wsp>
+                    <wps:cNvSpPr txBox="1"/>
+                    <wps:spPr>
+                      <a:xfrm>
+                        <a:off x="0" y="0"/>
+                        <a:ext cx="2487168" cy="950696"/>
+                      </a:xfrm>
+                      <a:prstGeom prst="rect">
+                        <a:avLst/>
+                      </a:prstGeom>
+                      <a:solidFill>
+                        <a:schemeClr val="lt1"/>
+                      </a:solidFill>
+                      <a:ln w="6350">
+                        <a:noFill/>
+                      </a:ln>
+                    </wps:spPr>
+                    <wps:txbx>
+                      <w:txbxContent>
+                        <w:p>
+                          <w:r>
+                            <w:rPr>
+                              <w:noProof/>
+                              <w14:ligatures w14:val="standardContextual"/>
+                            </w:rPr>
+                            <w:drawing>
+                              <wp:inline distT="0" distB="0" distL="0" distR="0" wp14:anchorId="13FAC969" wp14:editId="636AE4CA">
+                                <wp:extent cx="1971675" cy="611505"/>
+                                <wp:effectExtent l="0" t="0" r="9525" b="0"/>
+                                <wp:docPr id="570876772" name="Picture 2"/>
+                                <wp:cNvGraphicFramePr>
+                                  <a:graphicFrameLocks xmlns:a="http://schemas.openxmlformats.org/drawingml/2006/main" noChangeAspect="1"/>
+                                </wp:cNvGraphicFramePr>
+                                <a:graphic xmlns:a="http://schemas.openxmlformats.org/drawingml/2006/main">
+                                  <a:graphicData uri="http://schemas.openxmlformats.org/drawingml/2006/picture">
+                                    <pic:pic xmlns:pic="http://schemas.openxmlformats.org/drawingml/2006/picture">
+                                      <pic:nvPicPr>
+                                        <pic:cNvPr id="1484131585" name="Picture 1484131585"/>
+                                        <pic:cNvPicPr/>
+                                      </pic:nvPicPr>
+                                      <pic:blipFill>
+                                        <a:blip r:embed="rId3">
+                                          <a:extLst>
+                                            <a:ext uri="{28A0092B-C50C-407E-A947-70E740481C1C}">
+                                              <a14:useLocalDpi xmlns:a14="http://schemas.microsoft.com/office/drawing/2010/main" val="0"/>
+                                            </a:ext>
+                                          </a:extLst>
+                                        </a:blip>
+                                        <a:stretch>
+                                          <a:fillRect/>
+                                        </a:stretch>
+                                      </pic:blipFill>
+                                      <pic:spPr>
+                                        <a:xfrm>
+                                          <a:off x="0" y="0"/>
+                                          <a:ext cx="1971675" cy="611505"/>
+                                        </a:xfrm>
+                                        <a:prstGeom prst="rect">
+                                          <a:avLst/>
+                                        </a:prstGeom>
+                                      </pic:spPr>
+                                    </pic:pic>
+                                  </a:graphicData>
+                                </a:graphic>
+                              </wp:inline>
+                            </w:drawing>
+                          </w:r>
+                        </w:p>
+                      </w:txbxContent>
+                    </wps:txbx>
+                    <wps:bodyPr rot="0" spcFirstLastPara="0" vertOverflow="overflow" horzOverflow="overflow" vert="horz" wrap="square" lIns="91440" tIns="45720" rIns="91440" bIns="45720" numCol="1" spcCol="0" rtlCol="0" fromWordArt="0" anchor="t" anchorCtr="0" forceAA="0" compatLnSpc="1">
+                      <a:prstTxWarp prst="textNoShape">
+                        <a:avLst/>
+                      </a:prstTxWarp>
+                      <a:noAutofit/>
+                    </wps:bodyPr>
+                  </wps:wsp>
+                </a:graphicData>
+              </a:graphic>
+              <wp14:sizeRelV relativeFrom="margin">
+                <wp14:pctHeight>0</wp14:pctHeight>
+              </wp14:sizeRelV>
+            </wp:anchor>
+          </w:drawing>
+        </mc:Choice>
+        <mc:Fallback>
+          <w:pict>
+            <v:shape w14:anchorId="41037B2E" id="Text Box 1" o:spid="_x0000_s1028" type="#_x0000_t202" style="position:absolute;left:0;text-align:left;margin-left:-64.5pt;margin-top:-31.85pt;width:195.85pt;height:74.85pt;z-index:251659264;visibility:visible;mso-wrap-style:square;mso-height-percent:0;mso-wrap-distance-left:9pt;mso-wrap-distance-top:0;mso-wrap-distance-right:9pt;mso-wrap-distance-bottom:0;mso-position-horizontal:absolute;mso-position-horizontal-relative:text;mso-position-vertical:absolute;mso-position-vertical-relative:text;mso-height-percent:0;mso-height-relative:margin;v-text-anchor:top" o:gfxdata="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" fillcolor="white [3201]" stroked="f" strokeweight=".5pt">
+              <v:textbox>
+                <w:txbxContent>
+                  <w:p>
+                    <w:r>
+                      <w:rPr>
+                        <w:noProof/>
+                        <w14:ligatures w14:val="standardContextual"/>
+                      </w:rPr>
+                      <w:drawing>
+                        <wp:inline distT="0" distB="0" distL="0" distR="0" wp14:anchorId="13FAC969" wp14:editId="636AE4CA">
+                          <wp:extent cx="1971675" cy="611505"/>
+                          <wp:effectExtent l="0" t="0" r="9525" b="0"/>
+                          <wp:docPr id="570876772" name="Picture 2"/>
+                          <wp:cNvGraphicFramePr>
+                            <a:graphicFrameLocks xmlns:a="http://schemas.openxmlformats.org/drawingml/2006/main" noChangeAspect="1"/>
+                          </wp:cNvGraphicFramePr>
+                          <a:graphic xmlns:a="http://schemas.openxmlformats.org/drawingml/2006/main">
+                            <a:graphicData uri="http://schemas.openxmlformats.org/drawingml/2006/picture">
+                              <pic:pic xmlns:pic="http://schemas.openxmlformats.org/drawingml/2006/picture">
+                                <pic:nvPicPr>
+                                  <pic:cNvPr id="1484131585" name="Picture 1484131585"/>
+                                  <pic:cNvPicPr/>
+                                </pic:nvPicPr>
+                                <pic:blipFill>
+                                  <a:blip r:embed="rId3">
+                                    <a:extLst>
+                                      <a:ext uri="{28A0092B-C50C-407E-A947-70E740481C1C}">
+                                        <a14:useLocalDpi xmlns:a14="http://schemas.microsoft.com/office/drawing/2010/main" val="0"/>
+                                      </a:ext>
+                                    </a:extLst>
+                                  </a:blip>
+                                  <a:stretch>
+                                    <a:fillRect/>
+                                  </a:stretch>
+                                </pic:blipFill>
+                                <pic:spPr>
+                                  <a:xfrm>
+                                    <a:off x="0" y="0"/>
+                                    <a:ext cx="1971675" cy="611505"/>
+                                  </a:xfrm>
+                                  <a:prstGeom prst="rect">
+                                    <a:avLst/>
+                                  </a:prstGeom>
+                                </pic:spPr>
+                              </pic:pic>
+                            </a:graphicData>
+                          </a:graphic>
+                        </wp:inline>
+                      </w:drawing>
+                    </w:r>
+                  </w:p>
+                </w:txbxContent>
+              </v:textbox>
+            </v:shape>
+          </w:pict>
+        </mc:Fallback>
+      </mc:AlternateContent>
     </w:r>
+  </w:p>
+  <w:p>
+    <w:pPr>
+      <w:pStyle w:val="Header"/>
+    </w:pPr>
   </w:p>
   <w:p>
     <w:pPr>
@@ -2780,7 +3189,7 @@
 </file>
 
 <file path=word/numbering.xml><?xml version="1.0" encoding="utf-8"?>
-<w:numbering xmlns:wpc="http://schemas.microsoft.com/office/word/2010/wordprocessingCanvas" xmlns:cx="http://schemas.microsoft.com/office/drawing/2014/chartex" xmlns:mc="http://schemas.openxmlformats.org/markup-compatibility/2006" xmlns:o="urn:schemas-microsoft-com:office:office" xmlns:r="http://schemas.openxmlformats.org/officeDocument/2006/relationships" xmlns:m="http://schemas.openxmlformats.org/officeDocument/2006/math" xmlns:v="urn:schemas-microsoft-com:vml" xmlns:wp14="http://schemas.microsoft.com/office/word/2010/wordprocessingDrawing" xmlns:wp="http://schemas.openxmlformats.org/drawingml/2006/wordprocessingDrawing" xmlns:w10="urn:schemas-microsoft-com:office:word" xmlns:w="http://schemas.openxmlformats.org/wordprocessingml/2006/main" xmlns:w14="http://schemas.microsoft.com/office/word/2010/wordml" xmlns:w15="http://schemas.microsoft.com/office/word/2012/wordml" xmlns:w16se="http://schemas.microsoft.com/office/word/2015/wordml/symex" xmlns:wpg="http://schemas.microsoft.com/office/word/2010/wordprocessingGroup" xmlns:wpi="http://schemas.microsoft.com/office/word/2010/wordprocessingInk" xmlns:wne="http://schemas.microsoft.com/office/word/2006/wordml" xmlns:wps="http://schemas.microsoft.com/office/word/2010/wordprocessingShape" mc:Ignorable="w14 w15 w16se wp14">
+<w:numbering xmlns:wpc="http://schemas.microsoft.com/office/word/2010/wordprocessingCanvas" xmlns:cx="http://schemas.microsoft.com/office/drawing/2014/chartex" xmlns:cx1="http://schemas.microsoft.com/office/drawing/2015/9/8/chartex" xmlns:cx2="http://schemas.microsoft.com/office/drawing/2015/10/21/chartex" xmlns:cx3="http://schemas.microsoft.com/office/drawing/2016/5/9/chartex" xmlns:cx4="http://schemas.microsoft.com/office/drawing/2016/5/10/chartex" xmlns:cx5="http://schemas.microsoft.com/office/drawing/2016/5/11/chartex" xmlns:cx6="http://schemas.microsoft.com/office/drawing/2016/5/12/chartex" xmlns:cx7="http://schemas.microsoft.com/office/drawing/2016/5/13/chartex" xmlns:cx8="http://schemas.microsoft.com/office/drawing/2016/5/14/chartex" xmlns:mc="http://schemas.openxmlformats.org/markup-compatibility/2006" xmlns:aink="http://schemas.microsoft.com/office/drawing/2016/ink" xmlns:am3d="http://schemas.microsoft.com/office/drawing/2017/model3d" xmlns:o="urn:schemas-microsoft-com:office:office" xmlns:oel="http://schemas.microsoft.com/office/2019/extlst" xmlns:r="http://schemas.openxmlformats.org/officeDocument/2006/relationships" xmlns:m="http://schemas.openxmlformats.org/officeDocument/2006/math" xmlns:v="urn:schemas-microsoft-com:vml" xmlns:wp14="http://schemas.microsoft.com/office/word/2010/wordprocessingDrawing" xmlns:wp="http://schemas.openxmlformats.org/drawingml/2006/wordprocessingDrawing" xmlns:w10="urn:schemas-microsoft-com:office:word" xmlns:w="http://schemas.openxmlformats.org/wordprocessingml/2006/main" xmlns:w14="http://schemas.microsoft.com/office/word/2010/wordml" xmlns:w15="http://schemas.microsoft.com/office/word/2012/wordml" xmlns:w16cex="http://schemas.microsoft.com/office/word/2018/wordml/cex" xmlns:w16cid="http://schemas.microsoft.com/office/word/2016/wordml/cid" xmlns:w16="http://schemas.microsoft.com/office/word/2018/wordml" xmlns:w16du="http://schemas.microsoft.com/office/word/2023/wordml/word16du" xmlns:w16sdtdh="http://schemas.microsoft.com/office/word/2020/wordml/sdtdatahash" xmlns:w16sdtfl="http://schemas.microsoft.com/office/word/2024/wordml/sdtformatlock" xmlns:w16se="http://schemas.microsoft.com/office/word/2015/wordml/symex" xmlns:wpg="http://schemas.microsoft.com/office/word/2010/wordprocessingGroup" xmlns:wpi="http://schemas.microsoft.com/office/word/2010/wordprocessingInk" xmlns:wne="http://schemas.microsoft.com/office/word/2006/wordml" xmlns:wps="http://schemas.microsoft.com/office/word/2010/wordprocessingShape" mc:Ignorable="w14 w15 w16se w16cid w16 w16cex w16sdtdh w16sdtfl w16du wp14">
   <w:abstractNum w:abstractNumId="0" w15:restartNumberingAfterBreak="0">
     <w:nsid w:val="06227F6B"/>
     <w:multiLevelType w:val="hybridMultilevel"/>
@@ -6616,125 +7025,125 @@
       </w:pPr>
     </w:lvl>
   </w:abstractNum>
-  <w:num w:numId="1">
+  <w:num w:numId="1" w16cid:durableId="1530143028">
     <w:abstractNumId w:val="30"/>
   </w:num>
-  <w:num w:numId="2">
+  <w:num w:numId="2" w16cid:durableId="781802971">
     <w:abstractNumId w:val="22"/>
   </w:num>
-  <w:num w:numId="3">
+  <w:num w:numId="3" w16cid:durableId="1343899792">
     <w:abstractNumId w:val="6"/>
   </w:num>
-  <w:num w:numId="4">
+  <w:num w:numId="4" w16cid:durableId="1455826108">
     <w:abstractNumId w:val="0"/>
   </w:num>
-  <w:num w:numId="5">
+  <w:num w:numId="5" w16cid:durableId="1957327693">
     <w:abstractNumId w:val="33"/>
   </w:num>
-  <w:num w:numId="6">
+  <w:num w:numId="6" w16cid:durableId="737631342">
     <w:abstractNumId w:val="21"/>
   </w:num>
-  <w:num w:numId="7">
+  <w:num w:numId="7" w16cid:durableId="742995441">
     <w:abstractNumId w:val="11"/>
   </w:num>
-  <w:num w:numId="8">
+  <w:num w:numId="8" w16cid:durableId="1484348981">
     <w:abstractNumId w:val="32"/>
   </w:num>
-  <w:num w:numId="9">
+  <w:num w:numId="9" w16cid:durableId="926158322">
     <w:abstractNumId w:val="34"/>
   </w:num>
-  <w:num w:numId="10">
+  <w:num w:numId="10" w16cid:durableId="1880705456">
     <w:abstractNumId w:val="36"/>
   </w:num>
-  <w:num w:numId="11">
+  <w:num w:numId="11" w16cid:durableId="1701665835">
     <w:abstractNumId w:val="13"/>
   </w:num>
-  <w:num w:numId="12">
+  <w:num w:numId="12" w16cid:durableId="1285502149">
     <w:abstractNumId w:val="28"/>
   </w:num>
-  <w:num w:numId="13">
+  <w:num w:numId="13" w16cid:durableId="1261451152">
     <w:abstractNumId w:val="24"/>
   </w:num>
-  <w:num w:numId="14">
+  <w:num w:numId="14" w16cid:durableId="678628975">
     <w:abstractNumId w:val="27"/>
   </w:num>
-  <w:num w:numId="15">
+  <w:num w:numId="15" w16cid:durableId="967590032">
     <w:abstractNumId w:val="23"/>
   </w:num>
-  <w:num w:numId="16">
+  <w:num w:numId="16" w16cid:durableId="1932273232">
     <w:abstractNumId w:val="16"/>
   </w:num>
-  <w:num w:numId="17">
+  <w:num w:numId="17" w16cid:durableId="472252920">
     <w:abstractNumId w:val="35"/>
   </w:num>
-  <w:num w:numId="18">
+  <w:num w:numId="18" w16cid:durableId="345059571">
     <w:abstractNumId w:val="15"/>
   </w:num>
-  <w:num w:numId="19">
+  <w:num w:numId="19" w16cid:durableId="1983190782">
     <w:abstractNumId w:val="18"/>
   </w:num>
-  <w:num w:numId="20">
+  <w:num w:numId="20" w16cid:durableId="94640289">
     <w:abstractNumId w:val="20"/>
   </w:num>
-  <w:num w:numId="21">
+  <w:num w:numId="21" w16cid:durableId="2026252507">
     <w:abstractNumId w:val="7"/>
   </w:num>
-  <w:num w:numId="22">
+  <w:num w:numId="22" w16cid:durableId="1019743878">
     <w:abstractNumId w:val="14"/>
   </w:num>
-  <w:num w:numId="23">
+  <w:num w:numId="23" w16cid:durableId="1966888779">
     <w:abstractNumId w:val="2"/>
   </w:num>
-  <w:num w:numId="24">
+  <w:num w:numId="24" w16cid:durableId="887910544">
     <w:abstractNumId w:val="3"/>
   </w:num>
-  <w:num w:numId="25">
+  <w:num w:numId="25" w16cid:durableId="1339312825">
     <w:abstractNumId w:val="17"/>
   </w:num>
-  <w:num w:numId="26">
+  <w:num w:numId="26" w16cid:durableId="1997763012">
     <w:abstractNumId w:val="4"/>
   </w:num>
-  <w:num w:numId="27">
+  <w:num w:numId="27" w16cid:durableId="156724928">
     <w:abstractNumId w:val="29"/>
   </w:num>
-  <w:num w:numId="28">
+  <w:num w:numId="28" w16cid:durableId="444931095">
     <w:abstractNumId w:val="9"/>
   </w:num>
-  <w:num w:numId="29">
+  <w:num w:numId="29" w16cid:durableId="420681395">
     <w:abstractNumId w:val="37"/>
   </w:num>
-  <w:num w:numId="30">
+  <w:num w:numId="30" w16cid:durableId="1466462360">
     <w:abstractNumId w:val="26"/>
   </w:num>
-  <w:num w:numId="31">
+  <w:num w:numId="31" w16cid:durableId="1843161301">
     <w:abstractNumId w:val="8"/>
   </w:num>
-  <w:num w:numId="32">
+  <w:num w:numId="32" w16cid:durableId="1134254909">
     <w:abstractNumId w:val="12"/>
   </w:num>
-  <w:num w:numId="33">
+  <w:num w:numId="33" w16cid:durableId="781462653">
     <w:abstractNumId w:val="10"/>
   </w:num>
-  <w:num w:numId="34">
+  <w:num w:numId="34" w16cid:durableId="468481460">
     <w:abstractNumId w:val="25"/>
   </w:num>
-  <w:num w:numId="35">
+  <w:num w:numId="35" w16cid:durableId="1184708526">
     <w:abstractNumId w:val="1"/>
   </w:num>
-  <w:num w:numId="36">
+  <w:num w:numId="36" w16cid:durableId="1150560809">
     <w:abstractNumId w:val="19"/>
   </w:num>
-  <w:num w:numId="37">
+  <w:num w:numId="37" w16cid:durableId="1033045025">
     <w:abstractNumId w:val="31"/>
   </w:num>
-  <w:num w:numId="38">
+  <w:num w:numId="38" w16cid:durableId="1534612001">
     <w:abstractNumId w:val="5"/>
   </w:num>
 </w:numbering>
 </file>
 
 <file path=word/styles.xml><?xml version="1.0" encoding="utf-8"?>
-<w:styles xmlns:mc="http://schemas.openxmlformats.org/markup-compatibility/2006" xmlns:r="http://schemas.openxmlformats.org/officeDocument/2006/relationships" xmlns:w="http://schemas.openxmlformats.org/wordprocessingml/2006/main" xmlns:w14="http://schemas.microsoft.com/office/word/2010/wordml" xmlns:w15="http://schemas.microsoft.com/office/word/2012/wordml" xmlns:w16se="http://schemas.microsoft.com/office/word/2015/wordml/symex" mc:Ignorable="w14 w15 w16se">
+<w:styles xmlns:mc="http://schemas.openxmlformats.org/markup-compatibility/2006" xmlns:r="http://schemas.openxmlformats.org/officeDocument/2006/relationships" xmlns:w="http://schemas.openxmlformats.org/wordprocessingml/2006/main" xmlns:w14="http://schemas.microsoft.com/office/word/2010/wordml" xmlns:w15="http://schemas.microsoft.com/office/word/2012/wordml" xmlns:w16cex="http://schemas.microsoft.com/office/word/2018/wordml/cex" xmlns:w16cid="http://schemas.microsoft.com/office/word/2016/wordml/cid" xmlns:w16="http://schemas.microsoft.com/office/word/2018/wordml" xmlns:w16du="http://schemas.microsoft.com/office/word/2023/wordml/word16du" xmlns:w16sdtdh="http://schemas.microsoft.com/office/word/2020/wordml/sdtdatahash" xmlns:w16sdtfl="http://schemas.microsoft.com/office/word/2024/wordml/sdtformatlock" xmlns:w16se="http://schemas.microsoft.com/office/word/2015/wordml/symex" mc:Ignorable="w14 w15 w16se w16cid w16 w16cex w16sdtdh w16sdtfl w16du">
   <w:docDefaults>
     <w:rPrDefault>
       <w:rPr>
@@ -6752,7 +7161,7 @@
       </w:pPr>
     </w:pPrDefault>
   </w:docDefaults>
-  <w:latentStyles w:defLockedState="0" w:defUIPriority="99" w:defSemiHidden="0" w:defUnhideWhenUsed="0" w:defQFormat="0" w:count="371">
+  <w:latentStyles w:defLockedState="0" w:defUIPriority="99" w:defSemiHidden="0" w:defUnhideWhenUsed="0" w:defQFormat="0" w:count="376">
     <w:lsdException w:name="Normal" w:uiPriority="0" w:qFormat="1"/>
     <w:lsdException w:name="heading 1" w:uiPriority="0" w:qFormat="1"/>
     <w:lsdException w:name="heading 2" w:semiHidden="1" w:uiPriority="9" w:unhideWhenUsed="1" w:qFormat="1"/>
@@ -7124,6 +7533,11 @@
     <w:lsdException w:name="List Table 5 Dark Accent 6" w:uiPriority="50"/>
     <w:lsdException w:name="List Table 6 Colorful Accent 6" w:uiPriority="51"/>
     <w:lsdException w:name="List Table 7 Colorful Accent 6" w:uiPriority="52"/>
+    <w:lsdException w:name="Mention" w:semiHidden="1" w:unhideWhenUsed="1"/>
+    <w:lsdException w:name="Smart Hyperlink" w:semiHidden="1" w:unhideWhenUsed="1"/>
+    <w:lsdException w:name="Hashtag" w:semiHidden="1" w:unhideWhenUsed="1"/>
+    <w:lsdException w:name="Unresolved Mention" w:semiHidden="1" w:unhideWhenUsed="1"/>
+    <w:lsdException w:name="Smart Link" w:semiHidden="1" w:unhideWhenUsed="1"/>
   </w:latentStyles>
   <w:style w:type="paragraph" w:default="1" w:styleId="Normal">
     <w:name w:val="Normal"/>
